--- a/companies/calderwood-partners/Engagements/Pacheco-Casey/Meeting Minutes 2014-09-05 - Pacheco-Casey.docx
+++ b/companies/calderwood-partners/Engagements/Pacheco-Casey/Meeting Minutes 2014-09-05 - Pacheco-Casey.docx
@@ -7,12 +7,12 @@
         <w:pStyle w:val="Heading1"/>
       </w:pPr>
       <w:r>
-        <w:t>Working Session: Recommendations and the Implementation Roadmap</w:t>
+        <w:t>Working Session Minutes -- Pacheco-Casey Procurement Transformation</w:t>
       </w:r>
     </w:p>
     <w:p>
       <w:r>
-        <w:t>Minutes taken by Brenda Rodriguez. Subject: the Pacheco-Casey procurement engagement, working session held with the client. The engagement is in its closing stretch, and the session was given over to firming the recommendations and the plan to put them in place at Pacheco-Casey.</w:t>
+        <w:t>We agreed at this session to take two of the three lead categories to a final sourcing recommendation now and to hold the third for one more round, because the supplier responses on the first two are firm enough to act on while the third still hangs on a price point we have not confirmed. The discussion below and the actions at the end all turn on that split.</w:t>
       </w:r>
     </w:p>
     <w:p>
@@ -20,7 +20,7 @@
         <w:pStyle w:val="Heading2"/>
       </w:pPr>
       <w:r>
-        <w:t>Present</w:t>
+        <w:t>In attendance</w:t>
       </w:r>
     </w:p>
     <w:p>
@@ -52,7 +52,7 @@
         <w:pStyle w:val="ListBullet"/>
       </w:pPr>
       <w:r>
-        <w:t>David Carter, Director of Operations</w:t>
+        <w:t>David Carter, Director of Operations, Pacheco-Casey</w:t>
       </w:r>
     </w:p>
     <w:p>
@@ -60,12 +60,12 @@
         <w:pStyle w:val="Heading2"/>
       </w:pPr>
       <w:r>
-        <w:t>Recommendations by Category</w:t>
+        <w:t>Where the sourcing work stands</w:t>
       </w:r>
     </w:p>
     <w:p>
       <w:r>
-        <w:t>I took the group through the recommendations as they now stand. The two largest categories, maintenance and repair supplies and inbound freight, carry the bulk of the opportunity, and both are now sized as ranges the analysis supports rather than as single point estimates. Consolidating each from its current spread of suppliers to a short list, and moving the off-contract buying onto those agreements, accounts for most of the saving. Daniel Leach has one data check outstanding on the freight lanes, and the lower end of that range will firm up once it closes. The ranges are deliberate: they are what the evidence carries today, and we will narrow them in the final report as the last supplier detail comes in.</w:t>
+        <w:t>Matthew Parrish took us through the supplier responses on the two lead categories that are ready. The consolidated supplier lists hold up, the benchmarked terms are within reach of what suppliers have come back with, and the sizing we showed last month has held once the real quotes replaced the reference points. Daniel Leach has the savings tracked category by category against the baseline, so the recommendation rests on the difference between current terms and quoted terms rather than on a modeled assumption.</w:t>
       </w:r>
     </w:p>
     <w:p>
@@ -73,12 +73,12 @@
         <w:pStyle w:val="Heading2"/>
       </w:pPr>
       <w:r>
-        <w:t>The Buying Process</w:t>
+        <w:t>The third category and the transition</w:t>
       </w:r>
     </w:p>
     <w:p>
       <w:r>
-        <w:t>Matthew Parrish presented the target operating model for how purchasing will work after the changes. It sets who may buy what, the thresholds above which a purchase needs a second approval, and the point at which a category comes back for review. David Carter's main concern was ownership: that the new process has a named owner inside the company who keeps it in force once we are gone, since a process without an owner drifts back to the old habits inside a year. We agreed the final report will set out the roles, though the appointments are the client's to make.</w:t>
+        <w:t>The third lead category is not ready. One incumbent supplier came back well outside the benchmarked range, and we are not yet sure whether that reflects a genuine cost difference or a position taken for the negotiation, so we will hold it rather than recommend on a number we cannot defend. David Carter raised the practical side of moving volume between suppliers, and was clear that the buyers cannot absorb a wholesale switch across every category at once. We agreed the transition should be staged, taking the two ready categories first and sequencing the rest, so the change lands at a pace the company's own people can carry.</w:t>
       </w:r>
     </w:p>
     <w:p>
@@ -86,12 +86,12 @@
         <w:pStyle w:val="Heading2"/>
       </w:pPr>
       <w:r>
-        <w:t>Sequencing</w:t>
+        <w:t>Timing to the recommendation</w:t>
       </w:r>
     </w:p>
     <w:p>
       <w:r>
-        <w:t>The group worked through the order of the changes. The categories that are ready and carry clear savings go first, in the opening ninety days, so the program shows a result early. The changes that need new agreements or a system adjustment follow, sequenced so the client's small purchasing team is not asked to do everything at once. David Carter asked that the roadmap be honest about the internal effort each phase demands and not assume more capacity than the team has. Matthew Parrish will reflect that in the sequencing, and will show the effort each phase asks of the client alongside the saving it returns, so the trade is visible rather than buried.</w:t>
+        <w:t>On pace, we are where we should be. The two ready categories can go to a final recommendation at the next session, the third will follow a round later, and the staged transition means the client is not asked to move on everything at once. David Carter asked whether holding the third category puts the overall finish at risk; the read is that it does not, since the two ready categories carry the larger share of the savings and the third can close alongside the transition planning.</w:t>
       </w:r>
     </w:p>
     <w:p>
@@ -99,20 +99,7 @@
         <w:pStyle w:val="Heading2"/>
       </w:pPr>
       <w:r>
-        <w:t>The Final Report</w:t>
-      </w:r>
-    </w:p>
-    <w:p>
-      <w:r>
-        <w:t>We closed on what the final report will contain and how it comes together. It carries the sized opportunity by category, the supplier consolidation plan with the single-source exceptions kept on their own list, the target operating model, and the phased roadmap. Daniel Leach's outstanding freight-lane check is the one open dependency on the numbers; the rest is drafting. I will circulate a full draft inside the team before anything goes to the client, so we have all read it end to end and the figures are checked against the working file one last time. David Carter asked for enough lead time to walk the recommendations with his own people before we present them, and we will hold room for that in the closing schedule.</w:t>
-      </w:r>
-    </w:p>
-    <w:p>
-      <w:pPr>
-        <w:pStyle w:val="Heading2"/>
-      </w:pPr>
-      <w:r>
-        <w:t>Next Steps</w:t>
+        <w:t>Action items</w:t>
       </w:r>
     </w:p>
     <w:p>
@@ -120,7 +107,7 @@
         <w:pStyle w:val="ListBullet"/>
       </w:pPr>
       <w:r>
-        <w:t>Brenda Rodriguez finalizes the recommendation write-ups and the sized ranges for each priority category.</w:t>
+        <w:t>1. Brenda Rodriguez: draft the final sourcing recommendation for the two ready categories, with the staged transition built in, by the next session.</w:t>
       </w:r>
     </w:p>
     <w:p>
@@ -128,7 +115,7 @@
         <w:pStyle w:val="ListBullet"/>
       </w:pPr>
       <w:r>
-        <w:t>Daniel Leach closes the outstanding freight-lane data check so the freight range can be narrowed.</w:t>
+        <w:t>2. Matthew Parrish: go back to the third-category incumbent for the basis of its number and re-test it against the outside references, within two weeks.</w:t>
       </w:r>
     </w:p>
     <w:p>
@@ -136,7 +123,7 @@
         <w:pStyle w:val="ListBullet"/>
       </w:pPr>
       <w:r>
-        <w:t>Matthew Parrish assembles the operating model and the sequencing into the draft implementation roadmap for the final report.</w:t>
+        <w:t>3. Daniel Leach: finish the category-by-category savings tracker so the recommendation shows current against quoted terms, within one week.</w:t>
       </w:r>
     </w:p>
     <w:p>
@@ -144,7 +131,12 @@
         <w:pStyle w:val="ListBullet"/>
       </w:pPr>
       <w:r>
-        <w:t>David Carter identifies the internal owners for the new buying process, for the report to reference by role.</w:t>
+        <w:t>4. David Carter: confirm which buyers will own the two ready categories through the transition, before the next session.</w:t>
+      </w:r>
+    </w:p>
+    <w:p>
+      <w:r>
+        <w:t>The next step is the savings tracker from Daniel Leach; the recommendation cannot be finalized until the numbers are locked against real quotes, so that comes first.</w:t>
       </w:r>
     </w:p>
     <w:sectPr>
